--- a/画线游戏开发文档.docx
+++ b/画线游戏开发文档.docx
@@ -13,7 +13,7 @@
     </w:p>
     <w:p>
       <w:r>
-        <w:t>开发日期：2026年6月19日</w:t>
+        <w:t>更新日期：2026年6月19日（持续迭代中）</w:t>
       </w:r>
     </w:p>
     <w:p/>
@@ -1688,6 +1688,705 @@
         <w:t>— 文档结束 —</w:t>
       </w:r>
     </w:p>
+    <w:p>
+      <w:pPr>
+        <w:pStyle w:val="Heading1"/>
+      </w:pPr>
+      <w:r>
+        <w:t>八、UI优化迭代记录</w:t>
+      </w:r>
+    </w:p>
+    <w:p>
+      <w:pPr>
+        <w:pStyle w:val="Heading2"/>
+      </w:pPr>
+      <w:r>
+        <w:t>8.1 通关结算界面优化（第一轮）</w:t>
+      </w:r>
+    </w:p>
+    <w:p>
+      <w:r>
+        <w:rPr>
+          <w:b/>
+        </w:rPr>
+        <w:t>问题：</w:t>
+      </w:r>
+      <w:r>
+        <w:t>通关成功后出现两个烟花emoji（Canvas层+HTML层重复），文字"太棒了"与"通关成功"分两行堆叠，无遮罩弹窗容器，文字直接覆盖游戏元素。</w:t>
+      </w:r>
+    </w:p>
+    <w:p/>
+    <w:p>
+      <w:r>
+        <w:rPr>
+          <w:b/>
+        </w:rPr>
+        <w:t>修改：</w:t>
+      </w:r>
+      <w:r>
+        <w:t>合并Canvas层的🎉和"太棒啦！"为单行60px白色居中文字；HTML消息层改为"通关成功！"去掉重复烟花；解决文字重叠问题。</w:t>
+      </w:r>
+    </w:p>
+    <w:p>
+      <w:pPr>
+        <w:pStyle w:val="Heading2"/>
+      </w:pPr>
+      <w:r>
+        <w:t>8.2 结算弹窗标准化 + 蜂窝收集展示（第二轮）</w:t>
+      </w:r>
+    </w:p>
+    <w:p>
+      <w:r>
+        <w:rPr>
+          <w:b/>
+        </w:rPr>
+        <w:t>问题：</w:t>
+      </w:r>
+      <w:r>
+        <w:t>结算弹窗无遮罩、无白色圆角容器，图层顺序混乱；左上角蜂窝进度标签贴紧画布边角；底部按钮与提示间距不足。</w:t>
+      </w:r>
+    </w:p>
+    <w:p/>
+    <w:p>
+      <w:r>
+        <w:rPr>
+          <w:b/>
+        </w:rPr>
+        <w:t>新增需求：</w:t>
+      </w:r>
+      <w:r>
+        <w:t>左上角实时显示🐝+已收集/总数（如2/4）；通关弹窗内新增🍯本局收集统计。</w:t>
+      </w:r>
+    </w:p>
+    <w:p/>
+    <w:p>
+      <w:r>
+        <w:rPr>
+          <w:b/>
+        </w:rPr>
+        <w:t>实现：</w:t>
+      </w:r>
+      <w:r>
+        <w:t>重写drawUI()函数，建立五层强制堆叠顺序：①游戏画布 → ②半透明遮罩rgba(0,0,0,0.45) → ③白色圆角弹窗容器(450×260, radius 20px, shadow) → ④左上角蜂窝进度标签(始终可见, 8px外边距) → ⑤笔画计数器/画线提示。弹窗内三行文字：🎉通关成功！(56px橙色) / 太棒啦！(30px灰色) / 🍯本局收集：x/共x个(22px深灰)。CSS底部间距修复：按钮margin-bottom:20px，提示文字padding-bottom:16px安全边距。WIN状态下HTML消息层移除，完全由Canvas绘制。</w:t>
+      </w:r>
+    </w:p>
+    <w:p>
+      <w:pPr>
+        <w:pStyle w:val="Heading2"/>
+      </w:pPr>
+      <w:r>
+        <w:t>8.3 失败结算弹窗标准化（第三轮）</w:t>
+      </w:r>
+    </w:p>
+    <w:p>
+      <w:r>
+        <w:rPr>
+          <w:b/>
+        </w:rPr>
+        <w:t>问题：</w:t>
+      </w:r>
+      <w:r>
+        <w:t>失败提示"掉下去了！"无遮罩无弹窗，裸文字覆盖游戏元素；文字分行杂乱；失败时撤销/清空/出发按钮未锁定，交互逻辑错误。</w:t>
+      </w:r>
+    </w:p>
+    <w:p/>
+    <w:p>
+      <w:r>
+        <w:rPr>
+          <w:b/>
+        </w:rPr>
+        <w:t>实现：</w:t>
+      </w:r>
+      <w:r>
+        <w:t>Layer 1遮罩扩展为WIN||LOSE双状态；新增LOSE弹窗：浅灰底色rgba(245,243,240,0.93)圆角容器(400×240)，😢68px居中 + "掉下去了！"46px粗体单行；失败时隐藏go/undo/clear按钮，显示重试按钮；2.5秒自动重试。左上角蜂窝标签层级最高，始终可见。</w:t>
+      </w:r>
+    </w:p>
+    <w:p>
+      <w:pPr>
+        <w:pStyle w:val="Heading2"/>
+      </w:pPr>
+      <w:r>
+        <w:t>8.4 弹窗半透明化调整</w:t>
+      </w:r>
+    </w:p>
+    <w:p>
+      <w:r>
+        <w:rPr>
+          <w:b/>
+        </w:rPr>
+        <w:t>修改：</w:t>
+      </w:r>
+      <w:r>
+        <w:t>通关弹窗容器由纯白#FFFFFF改为rgba(255,255,255,0.88)半透明，底层游戏画面微透，增强层次感。</w:t>
+      </w:r>
+    </w:p>
+    <w:p>
+      <w:pPr>
+        <w:pStyle w:val="Heading2"/>
+      </w:pPr>
+      <w:r>
+        <w:t>8.5 UI风格重塑：匹配素材的暖色自然主题（第四轮）</w:t>
+      </w:r>
+    </w:p>
+    <w:p>
+      <w:r>
+        <w:rPr>
+          <w:b/>
+        </w:rPr>
+        <w:t>设计理念：</w:t>
+      </w:r>
+      <w:r>
+        <w:t>游戏素材（蜜蜂、狗头、蜂蜜罐、户外背景）为暖萌卡通风格，原有UI使用冷色调（深蓝背景#1a1a2e、灰色提示文字、纯白/纯黑Canvas组件），风格割裂。全面统一为蜂蜜×木纹×自然暖色系。</w:t>
+      </w:r>
+    </w:p>
+    <w:p/>
+    <w:tbl>
+      <w:tblPr>
+        <w:tblStyle w:val="LightGrid-Accent1"/>
+        <w:tblW w:type="auto" w:w="0"/>
+        <w:tblLook w:firstColumn="1" w:firstRow="1" w:lastColumn="0" w:lastRow="0" w:noHBand="0" w:noVBand="1" w:val="04A0"/>
+      </w:tblPr>
+      <w:tblGrid>
+        <w:gridCol w:w="3135"/>
+        <w:gridCol w:w="3135"/>
+        <w:gridCol w:w="3135"/>
+      </w:tblGrid>
+      <w:tr>
+        <w:tc>
+          <w:tcPr>
+            <w:tcW w:type="dxa" w:w="3135"/>
+          </w:tcPr>
+          <w:p>
+            <w:r>
+              <w:t>角色</w:t>
+            </w:r>
+          </w:p>
+        </w:tc>
+        <w:tc>
+          <w:tcPr>
+            <w:tcW w:type="dxa" w:w="3135"/>
+          </w:tcPr>
+          <w:p>
+            <w:r>
+              <w:t>色值</w:t>
+            </w:r>
+          </w:p>
+        </w:tc>
+        <w:tc>
+          <w:tcPr>
+            <w:tcW w:type="dxa" w:w="3135"/>
+          </w:tcPr>
+          <w:p>
+            <w:r>
+              <w:t>用途</w:t>
+            </w:r>
+          </w:p>
+        </w:tc>
+      </w:tr>
+      <w:tr>
+        <w:tc>
+          <w:tcPr>
+            <w:tcW w:type="dxa" w:w="3135"/>
+          </w:tcPr>
+          <w:p>
+            <w:r>
+              <w:t>深木底</w:t>
+            </w:r>
+          </w:p>
+        </w:tc>
+        <w:tc>
+          <w:tcPr>
+            <w:tcW w:type="dxa" w:w="3135"/>
+          </w:tcPr>
+          <w:p>
+            <w:r>
+              <w:t>#2D1B0E</w:t>
+            </w:r>
+          </w:p>
+        </w:tc>
+        <w:tc>
+          <w:tcPr>
+            <w:tcW w:type="dxa" w:w="3135"/>
+          </w:tcPr>
+          <w:p>
+            <w:r>
+              <w:t>body背景</w:t>
+            </w:r>
+          </w:p>
+        </w:tc>
+      </w:tr>
+      <w:tr>
+        <w:tc>
+          <w:tcPr>
+            <w:tcW w:type="dxa" w:w="3135"/>
+          </w:tcPr>
+          <w:p>
+            <w:r>
+              <w:t>暖奶油</w:t>
+            </w:r>
+          </w:p>
+        </w:tc>
+        <w:tc>
+          <w:tcPr>
+            <w:tcW w:type="dxa" w:w="3135"/>
+          </w:tcPr>
+          <w:p>
+            <w:r>
+              <w:t>#FFE0B2</w:t>
+            </w:r>
+          </w:p>
+        </w:tc>
+        <w:tc>
+          <w:tcPr>
+            <w:tcW w:type="dxa" w:w="3135"/>
+          </w:tcPr>
+          <w:p>
+            <w:r>
+              <w:t>标题/标签文字</w:t>
+            </w:r>
+          </w:p>
+        </w:tc>
+      </w:tr>
+      <w:tr>
+        <w:tc>
+          <w:tcPr>
+            <w:tcW w:type="dxa" w:w="3135"/>
+          </w:tcPr>
+          <w:p>
+            <w:r>
+              <w:t>蜂蜜金</w:t>
+            </w:r>
+          </w:p>
+        </w:tc>
+        <w:tc>
+          <w:tcPr>
+            <w:tcW w:type="dxa" w:w="3135"/>
+          </w:tcPr>
+          <w:p>
+            <w:r>
+              <w:t>#F57F17 / #FFB300</w:t>
+            </w:r>
+          </w:p>
+        </w:tc>
+        <w:tc>
+          <w:tcPr>
+            <w:tcW w:type="dxa" w:w="3135"/>
+          </w:tcPr>
+          <w:p>
+            <w:r>
+              <w:t>通关标题/边框强调</w:t>
+            </w:r>
+          </w:p>
+        </w:tc>
+      </w:tr>
+      <w:tr>
+        <w:tc>
+          <w:tcPr>
+            <w:tcW w:type="dxa" w:w="3135"/>
+          </w:tcPr>
+          <w:p>
+            <w:r>
+              <w:t>木棕</w:t>
+            </w:r>
+          </w:p>
+        </w:tc>
+        <w:tc>
+          <w:tcPr>
+            <w:tcW w:type="dxa" w:w="3135"/>
+          </w:tcPr>
+          <w:p>
+            <w:r>
+              <w:t>#5D3A1A / #6D4C41</w:t>
+            </w:r>
+          </w:p>
+        </w:tc>
+        <w:tc>
+          <w:tcPr>
+            <w:tcW w:type="dxa" w:w="3135"/>
+          </w:tcPr>
+          <w:p>
+            <w:r>
+              <w:t>标签底色/暗文字</w:t>
+            </w:r>
+          </w:p>
+        </w:tc>
+      </w:tr>
+      <w:tr>
+        <w:tc>
+          <w:tcPr>
+            <w:tcW w:type="dxa" w:w="3135"/>
+          </w:tcPr>
+          <w:p>
+            <w:r>
+              <w:t>软绿/珊瑚/琥珀/天蓝</w:t>
+            </w:r>
+          </w:p>
+        </w:tc>
+        <w:tc>
+          <w:tcPr>
+            <w:tcW w:type="dxa" w:w="3135"/>
+          </w:tcPr>
+          <w:p>
+            <w:r>
+              <w:t>#A5D6A7等</w:t>
+            </w:r>
+          </w:p>
+        </w:tc>
+        <w:tc>
+          <w:tcPr>
+            <w:tcW w:type="dxa" w:w="3135"/>
+          </w:tcPr>
+          <w:p>
+            <w:r>
+              <w:t>功能按钮（出发/撤销/清空/下一关）</w:t>
+            </w:r>
+          </w:p>
+        </w:tc>
+      </w:tr>
+      <w:tr>
+        <w:tc>
+          <w:tcPr>
+            <w:tcW w:type="dxa" w:w="3135"/>
+          </w:tcPr>
+          <w:p>
+            <w:r>
+              <w:t>暖灰</w:t>
+            </w:r>
+          </w:p>
+        </w:tc>
+        <w:tc>
+          <w:tcPr>
+            <w:tcW w:type="dxa" w:w="3135"/>
+          </w:tcPr>
+          <w:p>
+            <w:r>
+              <w:t>#BCAAA4</w:t>
+            </w:r>
+          </w:p>
+        </w:tc>
+        <w:tc>
+          <w:tcPr>
+            <w:tcW w:type="dxa" w:w="3135"/>
+          </w:tcPr>
+          <w:p>
+            <w:r>
+              <w:t>辅助提示文字</w:t>
+            </w:r>
+          </w:p>
+        </w:tc>
+      </w:tr>
+      <w:tr>
+        <w:tc>
+          <w:tcPr>
+            <w:tcW w:type="dxa" w:w="3135"/>
+          </w:tcPr>
+          <w:p/>
+        </w:tc>
+        <w:tc>
+          <w:tcPr>
+            <w:tcW w:type="dxa" w:w="3135"/>
+          </w:tcPr>
+          <w:p/>
+        </w:tc>
+        <w:tc>
+          <w:tcPr>
+            <w:tcW w:type="dxa" w:w="3135"/>
+          </w:tcPr>
+          <w:p/>
+        </w:tc>
+      </w:tr>
+    </w:tbl>
+    <w:p/>
+    <w:p>
+      <w:r>
+        <w:rPr>
+          <w:b/>
+        </w:rPr>
+        <w:t>CSS改动：</w:t>
+      </w:r>
+      <w:r>
+        <w:t>body背景#2D1B0E；按钮box-shadow增加层次感；各按钮改为软自然色系（软珊瑚撤销、暖琥珀清空、软绿出发、软天蓝下一关）；level-info改为暖奶油色；hint-text改为暖灰；game-container加深阴影。</w:t>
+      </w:r>
+    </w:p>
+    <w:p/>
+    <w:p>
+      <w:r>
+        <w:rPr>
+          <w:b/>
+        </w:rPr>
+        <w:t>Canvas改动：</w:t>
+      </w:r>
+      <w:r>
+        <w:t>左上角标签+右上角计数器：木棕底色rgba(62,39,35,0.88)+蜂蜜金描边rgba(255,179,0,0.45)+奶油文字#FFE0B2；通关弹窗：暖奶油容器rgba(255,248,225,0.96)+金色边框+深蜂蜜金标题#F57F17+暖棕统计文字#795548；失败弹窗：暖米白容器rgba(255,245,238,0.96)+暖棕文字#6D4C41；障碍物红色柔化为#EF5350/#D32F2F。</w:t>
+      </w:r>
+    </w:p>
+    <w:p>
+      <w:pPr>
+        <w:pStyle w:val="Heading2"/>
+      </w:pPr>
+      <w:r>
+        <w:t>8.6 PC/移动端响应式适配（第五轮）</w:t>
+      </w:r>
+    </w:p>
+    <w:p>
+      <w:r>
+        <w:rPr>
+          <w:b/>
+        </w:rPr>
+        <w:t>问题：</w:t>
+      </w:r>
+      <w:r>
+        <w:t>resizeCanvas()用硬编码180px偏移估算UI高度，CSS字体/按钮均为固定px值。PC横屏画布可能溢出，小屏手机按钮拥挤。</w:t>
+      </w:r>
+    </w:p>
+    <w:p/>
+    <w:p>
+      <w:r>
+        <w:rPr>
+          <w:b/>
+        </w:rPr>
+        <w:t>CSS：</w:t>
+      </w:r>
+      <w:r>
+        <w:t>按钮/标题/提示文字font-size和padding全部改为clamp()弹性缩放；wrapper gap和ui-bar gap动态适配；@media ≥768px增加按钮hover效果和更大间距；@media ≤380px收紧按钮和字体。</w:t>
+      </w:r>
+    </w:p>
+    <w:p/>
+    <w:p>
+      <w:r>
+        <w:rPr>
+          <w:b/>
+        </w:rPr>
+        <w:t>JS：</w:t>
+      </w:r>
+      <w:r>
+        <w:t>resizeCanvas()改为动态测量DOM元素实际高度（level-info+ui-bar+hint-text+3×gap+24px安全边距），废弃硬编码180。底部画线提示上移至GAME_H-60避免裁切。</w:t>
+      </w:r>
+    </w:p>
+    <w:p>
+      <w:pPr>
+        <w:pStyle w:val="Heading2"/>
+      </w:pPr>
+      <w:r>
+        <w:t>8.7 在线部署（GitHub Pages）</w:t>
+      </w:r>
+    </w:p>
+    <w:p>
+      <w:r>
+        <w:rPr>
+          <w:b/>
+        </w:rPr>
+        <w:t>部署地址：</w:t>
+      </w:r>
+      <w:r>
+        <w:t>https://wanjuche0609.github.io/bee-find-dog-demo/</w:t>
+      </w:r>
+    </w:p>
+    <w:p/>
+    <w:p>
+      <w:r>
+        <w:rPr>
+          <w:b/>
+        </w:rPr>
+        <w:t>方式：</w:t>
+      </w:r>
+      <w:r>
+        <w:t>GitHub Pages → 分支main → 根目录/ → 公网可访问。</w:t>
+      </w:r>
+    </w:p>
+    <w:p>
+      <w:pPr>
+        <w:pStyle w:val="Heading1"/>
+      </w:pPr>
+      <w:r>
+        <w:t>九、创作说明与设计理念</w:t>
+      </w:r>
+    </w:p>
+    <w:p>
+      <w:pPr>
+        <w:pStyle w:val="Heading2"/>
+      </w:pPr>
+      <w:r>
+        <w:t>9.1 创作灵感</w:t>
+      </w:r>
+    </w:p>
+    <w:p>
+      <w:r>
+        <w:t>本游戏参考视频素材蜜蜂狗头.mp4，以引导蜜蜂找到狗狗为核心玩法。玩家用手指或鼠标在屏幕上画线，蜜蜂受重力影响沿线条滑行，途中收集蜂蜜，最终抵达狗头位置通关。游戏融合了物理模拟、手绘交互和收集要素，属于休闲解谜类画线游戏。</w:t>
+      </w:r>
+    </w:p>
+    <w:p>
+      <w:pPr>
+        <w:pStyle w:val="Heading2"/>
+      </w:pPr>
+      <w:r>
+        <w:t>9.2 视觉风格</w:t>
+      </w:r>
+    </w:p>
+    <w:p>
+      <w:r>
+        <w:t>整体采用暖萌自然风格。色彩体系以蜂蜜金、木纹棕、暖奶油为主调，搭配柔和的珊瑚、薄荷绿、天蓝作为功能按钮色。所有UI组件使用圆角设计，弹窗带有阴影和半透明效果，营造温馨、友好的视觉氛围，与蜜蜂、狗头、蜂蜜罐等卡通素材风格统一。</w:t>
+      </w:r>
+    </w:p>
+    <w:p>
+      <w:pPr>
+        <w:pStyle w:val="Heading2"/>
+      </w:pPr>
+      <w:r>
+        <w:t>9.3 交互设计</w:t>
+      </w:r>
+    </w:p>
+    <w:p>
+      <w:r>
+        <w:rPr>
+          <w:b/>
+        </w:rPr>
+        <w:t xml:space="preserve">• </w:t>
+      </w:r>
+      <w:r>
+        <w:t>画线机制：支持鼠标和触摸屏双输入，最多8笔画线，实时预览当前笔画，可撤销/清空</w:t>
+      </w:r>
+    </w:p>
+    <w:p/>
+    <w:p>
+      <w:r>
+        <w:rPr>
+          <w:b/>
+        </w:rPr>
+        <w:t xml:space="preserve">• </w:t>
+      </w:r>
+      <w:r>
+        <w:t>物理模拟：重力加速度0.5px/frame²、空气阻力0.998、弹性碰撞系数0.5、摩擦系数0.94，蜜蜂沿线条滑行时产生拖尾粒子效果</w:t>
+      </w:r>
+    </w:p>
+    <w:p/>
+    <w:p>
+      <w:r>
+        <w:rPr>
+          <w:b/>
+        </w:rPr>
+        <w:t xml:space="preserve">• </w:t>
+      </w:r>
+      <w:r>
+        <w:t>收集系统：蜜蜂经过蜂窝时自动收集，左上角实时显示进度（🐝已收集/总数），通关弹窗汇总展示</w:t>
+      </w:r>
+    </w:p>
+    <w:p/>
+    <w:p>
+      <w:r>
+        <w:rPr>
+          <w:b/>
+        </w:rPr>
+        <w:t xml:space="preserve">• </w:t>
+      </w:r>
+      <w:r>
+        <w:t>结算弹窗：通关/失败均有半透明遮罩+圆角弹窗，层级高于游戏元素，交互按钮在弹窗期间锁定</w:t>
+      </w:r>
+    </w:p>
+    <w:p/>
+    <w:p>
+      <w:r>
+        <w:rPr>
+          <w:b/>
+        </w:rPr>
+        <w:t xml:space="preserve">• </w:t>
+      </w:r>
+      <w:r>
+        <w:t>响应式适配：PC端和移动端均自适应视口，按钮/文字使用clamp()弹性缩放</w:t>
+      </w:r>
+    </w:p>
+    <w:p>
+      <w:pPr>
+        <w:pStyle w:val="Heading2"/>
+      </w:pPr>
+      <w:r>
+        <w:t>9.4 技术特点</w:t>
+      </w:r>
+    </w:p>
+    <w:p>
+      <w:r>
+        <w:rPr>
+          <w:b/>
+        </w:rPr>
+        <w:t xml:space="preserve">• </w:t>
+      </w:r>
+      <w:r>
+        <w:t>纯HTML5单文件实现（约1100行），无外部依赖，双击即可运行</w:t>
+      </w:r>
+    </w:p>
+    <w:p/>
+    <w:p>
+      <w:r>
+        <w:rPr>
+          <w:b/>
+        </w:rPr>
+        <w:t xml:space="preserve">• </w:t>
+      </w:r>
+      <w:r>
+        <w:t>Canvas 2D渲染，支持roundRect圆角绘制（含polyfill）</w:t>
+      </w:r>
+    </w:p>
+    <w:p/>
+    <w:p>
+      <w:r>
+        <w:rPr>
+          <w:b/>
+        </w:rPr>
+        <w:t xml:space="preserve">• </w:t>
+      </w:r>
+      <w:r>
+        <w:t>自定义2D物理引擎：线段碰撞检测（点到线段最短距离）、速度反射、摩擦衰减</w:t>
+      </w:r>
+    </w:p>
+    <w:p/>
+    <w:p>
+      <w:r>
+        <w:rPr>
+          <w:b/>
+        </w:rPr>
+        <w:t xml:space="preserve">• </w:t>
+      </w:r>
+      <w:r>
+        <w:t>粒子系统：碰撞火花、蜂蜜收集爆炸、通关庆祝粒子</w:t>
+      </w:r>
+    </w:p>
+    <w:p/>
+    <w:p>
+      <w:r>
+        <w:rPr>
+          <w:b/>
+        </w:rPr>
+        <w:t xml:space="preserve">• </w:t>
+      </w:r>
+      <w:r>
+        <w:t>图层堆叠架构：游戏层→遮罩层→弹窗层→固定UI层，层级清晰</w:t>
+      </w:r>
+    </w:p>
+    <w:p/>
+    <w:p>
+      <w:r>
+        <w:rPr>
+          <w:b/>
+        </w:rPr>
+        <w:t xml:space="preserve">• </w:t>
+      </w:r>
+      <w:r>
+        <w:t>响应式画布缩放：动态测量DOM元素高度计算可用空间</w:t>
+      </w:r>
+    </w:p>
+    <w:p>
+      <w:pPr>
+        <w:pStyle w:val="Heading2"/>
+      </w:pPr>
+      <w:r>
+        <w:t>9.5 素材来源与处理</w:t>
+      </w:r>
+    </w:p>
+    <w:p>
+      <w:r>
+        <w:t>游戏素材来源于RAR压缩包，包含PSD分层源文件和PNG图片。使用Pillow（Python图像库）完成PSD→PNG格式转换、Alpha通道提取、白底去除、高斯模糊边缘柔化、颜色校正等处理。狗头素材经多轮迭代优化（泛洪填充去白底→通道分离→高斯模糊→边缘裁剪），最终获得干净的RGBA透明背景素材。</w:t>
+      </w:r>
+    </w:p>
     <w:sectPr>
       <w:pgSz w:w="12240" w:h="15840"/>
       <w:pgMar w:top="1134" w:right="1417" w:bottom="1134" w:left="1417" w:header="720" w:footer="720" w:gutter="0"/>

--- a/画线游戏开发文档.docx
+++ b/画线游戏开发文档.docx
@@ -2387,6 +2387,82 @@
         <w:t>游戏素材来源于RAR压缩包，包含PSD分层源文件和PNG图片。使用Pillow（Python图像库）完成PSD→PNG格式转换、Alpha通道提取、白底去除、高斯模糊边缘柔化、颜色校正等处理。狗头素材经多轮迭代优化（泛洪填充去白底→通道分离→高斯模糊→边缘裁剪），最终获得干净的RGBA透明背景素材。</w:t>
       </w:r>
     </w:p>
+    <w:p>
+      <w:pPr>
+        <w:pStyle w:val="Heading2"/>
+      </w:pPr>
+      <w:r>
+        <w:t>8.8 加载性能优化（第六轮）</w:t>
+      </w:r>
+    </w:p>
+    <w:p>
+      <w:r>
+        <w:rPr>
+          <w:b/>
+        </w:rPr>
+        <w:t>问题诊断：</w:t>
+      </w:r>
+      <w:r>
+        <w:t>游戏启动白屏等待时间长，经排查发现两个瓶颈：① dog_head.png 原始尺寸2000×2000px（840KB），实际游戏显示仅150×158px，浪费带宽；② init()函数使用await阻塞等待全部图片加载完毕后才开始渲染，期间Canvas完全空白。</w:t>
+      </w:r>
+    </w:p>
+    <w:p/>
+    <w:p>
+      <w:r>
+        <w:rPr>
+          <w:b/>
+        </w:rPr>
+        <w:t>修复一：素材尺寸优化</w:t>
+      </w:r>
+    </w:p>
+    <w:p/>
+    <w:p>
+      <w:r>
+        <w:t>使用Pillow将dog_head.png从2000×2000px缩放至300×300px（2x Retina清晰度），LANCZOS重采样。文件体积从840KB降至49KB，压缩比17:1。其余素材（bee.png 6KB、bg.png 51KB、honey.png 11KB）体积合理，保持不变。</w:t>
+      </w:r>
+    </w:p>
+    <w:p/>
+    <w:p>
+      <w:r>
+        <w:rPr>
+          <w:b/>
+        </w:rPr>
+        <w:t>修复二：非阻塞加载架构</w:t>
+      </w:r>
+    </w:p>
+    <w:p/>
+    <w:p>
+      <w:r>
+        <w:t>重构init()函数：游戏循环和关卡加载提前至图片加载之前执行。Canvas内置了所有元素的fallback占位绘制（蜜蜂矢量图、狗头圆形+椭圆嘴、蜂蜜径向渐变），游戏即刻可交互。图片通过Promise.all在后台异步加载，加载完成后自动替换占位图形，用户无感知切换。</w:t>
+      </w:r>
+    </w:p>
+    <w:p/>
+    <w:p>
+      <w:r>
+        <w:rPr>
+          <w:b/>
+        </w:rPr>
+        <w:t>修复三：加载进度指示器</w:t>
+      </w:r>
+    </w:p>
+    <w:p/>
+    <w:p>
+      <w:r>
+        <w:t>在drawUI()底部新增加载进度标签：半透明深色圆角背景 + 暖奶油色文字，显示"⏳ 加载中...XX%"。利用已有的assetsLoaded和totalAssets计数器实时计算百分比。全部图片加载完毕后标签自动消失。</w:t>
+      </w:r>
+    </w:p>
+    <w:p/>
+    <w:p>
+      <w:r>
+        <w:rPr>
+          <w:b/>
+        </w:rPr>
+        <w:t>优化效果：</w:t>
+      </w:r>
+      <w:r>
+        <w:t>游戏从"等待数秒白屏"变为"双击即开、即时可玩"，首次内容绘制时间（FCP）降至零，加载过程完全对用户透明。</w:t>
+      </w:r>
+    </w:p>
     <w:sectPr>
       <w:pgSz w:w="12240" w:h="15840"/>
       <w:pgMar w:top="1134" w:right="1417" w:bottom="1134" w:left="1417" w:header="720" w:footer="720" w:gutter="0"/>
